--- a/e2e/fixtures/hyperlink-demo.docx
+++ b/e2e/fixtures/hyperlink-demo.docx
@@ -4,7 +4,7 @@
   <w:body>
     <w:p>
       <w:r>
-        <w:t>Open </w:t>
+        <w:t xml:space="preserve">Open </w:t>
       </w:r>
       <w:hyperlink r:id="rId5">
         <w:r>
